--- a/exports/logic.docx
+++ b/exports/logic.docx
@@ -380,7 +380,10 @@
         <w:t xml:space="preserve"> </w:t>
       </w:r>
       <w:r>
-        <w:t xml:space="preserve">``</w:t>
+        <w:rPr>
+          <w:rStyle w:val="VerbatimChar"/>
+        </w:rPr>
+        <w:t xml:space="preserve">{{ data.wan_interface_id }}</w:t>
       </w:r>
     </w:p>
     <w:p>
